--- a/Planning/C390 Milestone 2 & 3.docx
+++ b/Planning/C390 Milestone 2 & 3.docx
@@ -1485,29 +1485,22 @@
           <w:i/>
           <w:color w:val="FF0000"/>
         </w:rPr>
-        <w:t>Image</w:t>
-      </w:r>
-      <w:r>
-        <w:rPr>
-          <w:b/>
-          <w:i/>
-          <w:color w:val="FF0000"/>
-        </w:rPr>
-        <w:t>:</w:t>
-      </w:r>
-    </w:p>
-    <w:p>
-      <w:pPr>
-        <w:rPr>
-          <w:b/>
-          <w:i/>
-          <w:color w:val="FF0000"/>
-        </w:rPr>
-      </w:pPr>
-      <w:r>
-        <w:rPr>
-          <w:b/>
-          <w:i/>
+        <w:t>Image:</w:t>
+      </w:r>
+    </w:p>
+    <w:p>
+      <w:pPr>
+        <w:rPr>
+          <w:b/>
+          <w:i/>
+          <w:color w:val="FF0000"/>
+        </w:rPr>
+      </w:pPr>
+      <w:r>
+        <w:rPr>
+          <w:b/>
+          <w:i/>
+          <w:noProof/>
           <w:color w:val="FF0000"/>
         </w:rPr>
         <w:drawing>
@@ -1932,7 +1925,30 @@
     </w:p>
     <w:p>
       <w:r>
-        <w:t xml:space="preserve">       </w:t>
+        <w:t xml:space="preserve">      </w:t>
+      </w:r>
+    </w:p>
+    <w:p/>
+    <w:p/>
+    <w:p/>
+    <w:p/>
+    <w:p/>
+    <w:p/>
+    <w:p/>
+    <w:p/>
+    <w:p/>
+    <w:p/>
+    <w:p/>
+    <w:p/>
+    <w:p/>
+    <w:p/>
+    <w:p/>
+    <w:p/>
+    <w:p/>
+    <w:p/>
+    <w:p>
+      <w:r>
+        <w:t xml:space="preserve"> </w:t>
       </w:r>
       <w:r>
         <w:t>Home Page</w:t>
@@ -1948,9 +1964,9 @@
       <w:r>
         <w:rPr>
           <w:i/>
-          <w:color w:val="2E74B5" w:themeColor="accent5" w:themeShade="BF"/>
-        </w:rPr>
-        <w:lastRenderedPageBreak/>
+          <w:noProof/>
+          <w:color w:val="2E74B5" w:themeColor="accent5" w:themeShade="BF"/>
+        </w:rPr>
         <w:drawing>
           <wp:inline distT="0" distB="0" distL="0" distR="0" wp14:anchorId="036C881A" wp14:editId="75ADF707">
             <wp:extent cx="3286149" cy="5857918"/>
@@ -2059,6 +2075,207 @@
           <w:color w:val="2E74B5" w:themeColor="accent5" w:themeShade="BF"/>
         </w:rPr>
       </w:pPr>
+    </w:p>
+    <w:p>
+      <w:pPr>
+        <w:rPr>
+          <w:i/>
+          <w:color w:val="2E74B5" w:themeColor="accent5" w:themeShade="BF"/>
+        </w:rPr>
+      </w:pPr>
+    </w:p>
+    <w:p>
+      <w:pPr>
+        <w:rPr>
+          <w:i/>
+          <w:color w:val="2E74B5" w:themeColor="accent5" w:themeShade="BF"/>
+        </w:rPr>
+      </w:pPr>
+      <w:r>
+        <w:rPr>
+          <w:i/>
+          <w:color w:val="2E74B5" w:themeColor="accent5" w:themeShade="BF"/>
+        </w:rPr>
+        <w:t>About Page</w:t>
+      </w:r>
+    </w:p>
+    <w:p>
+      <w:pPr>
+        <w:rPr>
+          <w:i/>
+          <w:color w:val="2E74B5" w:themeColor="accent5" w:themeShade="BF"/>
+        </w:rPr>
+      </w:pPr>
+      <w:r>
+        <w:rPr>
+          <w:i/>
+          <w:noProof/>
+          <w:color w:val="2E74B5" w:themeColor="accent5" w:themeShade="BF"/>
+        </w:rPr>
+        <w:drawing>
+          <wp:inline distT="0" distB="0" distL="0" distR="0" wp14:anchorId="1AFF8882" wp14:editId="5824A72F">
+            <wp:extent cx="4524408" cy="4695859"/>
+            <wp:effectExtent l="0" t="0" r="9525" b="9525"/>
+            <wp:docPr id="446206991" name="Picture 1"/>
+            <wp:cNvGraphicFramePr>
+              <a:graphicFrameLocks xmlns:a="http://schemas.openxmlformats.org/drawingml/2006/main" noChangeAspect="1"/>
+            </wp:cNvGraphicFramePr>
+            <a:graphic xmlns:a="http://schemas.openxmlformats.org/drawingml/2006/main">
+              <a:graphicData uri="http://schemas.openxmlformats.org/drawingml/2006/picture">
+                <pic:pic xmlns:pic="http://schemas.openxmlformats.org/drawingml/2006/picture">
+                  <pic:nvPicPr>
+                    <pic:cNvPr id="446206991" name=""/>
+                    <pic:cNvPicPr/>
+                  </pic:nvPicPr>
+                  <pic:blipFill>
+                    <a:blip r:embed="rId18"/>
+                    <a:stretch>
+                      <a:fillRect/>
+                    </a:stretch>
+                  </pic:blipFill>
+                  <pic:spPr>
+                    <a:xfrm>
+                      <a:off x="0" y="0"/>
+                      <a:ext cx="4524408" cy="4695859"/>
+                    </a:xfrm>
+                    <a:prstGeom prst="rect">
+                      <a:avLst/>
+                    </a:prstGeom>
+                  </pic:spPr>
+                </pic:pic>
+              </a:graphicData>
+            </a:graphic>
+          </wp:inline>
+        </w:drawing>
+      </w:r>
+    </w:p>
+    <w:p>
+      <w:pPr>
+        <w:rPr>
+          <w:i/>
+          <w:color w:val="2E74B5" w:themeColor="accent5" w:themeShade="BF"/>
+        </w:rPr>
+      </w:pPr>
+    </w:p>
+    <w:p>
+      <w:pPr>
+        <w:rPr>
+          <w:i/>
+          <w:color w:val="2E74B5" w:themeColor="accent5" w:themeShade="BF"/>
+        </w:rPr>
+      </w:pPr>
+    </w:p>
+    <w:p>
+      <w:pPr>
+        <w:rPr>
+          <w:i/>
+          <w:color w:val="2E74B5" w:themeColor="accent5" w:themeShade="BF"/>
+        </w:rPr>
+      </w:pPr>
+    </w:p>
+    <w:p>
+      <w:pPr>
+        <w:rPr>
+          <w:i/>
+          <w:color w:val="2E74B5" w:themeColor="accent5" w:themeShade="BF"/>
+        </w:rPr>
+      </w:pPr>
+    </w:p>
+    <w:p>
+      <w:pPr>
+        <w:rPr>
+          <w:i/>
+          <w:color w:val="2E74B5" w:themeColor="accent5" w:themeShade="BF"/>
+        </w:rPr>
+      </w:pPr>
+    </w:p>
+    <w:p>
+      <w:pPr>
+        <w:rPr>
+          <w:i/>
+          <w:color w:val="2E74B5" w:themeColor="accent5" w:themeShade="BF"/>
+        </w:rPr>
+      </w:pPr>
+    </w:p>
+    <w:p>
+      <w:pPr>
+        <w:rPr>
+          <w:i/>
+          <w:color w:val="2E74B5" w:themeColor="accent5" w:themeShade="BF"/>
+        </w:rPr>
+      </w:pPr>
+    </w:p>
+    <w:p>
+      <w:pPr>
+        <w:rPr>
+          <w:i/>
+          <w:color w:val="2E74B5" w:themeColor="accent5" w:themeShade="BF"/>
+        </w:rPr>
+      </w:pPr>
+    </w:p>
+    <w:p>
+      <w:pPr>
+        <w:rPr>
+          <w:i/>
+          <w:color w:val="2E74B5" w:themeColor="accent5" w:themeShade="BF"/>
+        </w:rPr>
+      </w:pPr>
+    </w:p>
+    <w:p>
+      <w:pPr>
+        <w:rPr>
+          <w:i/>
+          <w:color w:val="2E74B5" w:themeColor="accent5" w:themeShade="BF"/>
+        </w:rPr>
+      </w:pPr>
+    </w:p>
+    <w:p>
+      <w:pPr>
+        <w:rPr>
+          <w:i/>
+          <w:color w:val="2E74B5" w:themeColor="accent5" w:themeShade="BF"/>
+        </w:rPr>
+      </w:pPr>
+    </w:p>
+    <w:p>
+      <w:pPr>
+        <w:rPr>
+          <w:i/>
+          <w:color w:val="2E74B5" w:themeColor="accent5" w:themeShade="BF"/>
+        </w:rPr>
+      </w:pPr>
+    </w:p>
+    <w:p>
+      <w:pPr>
+        <w:rPr>
+          <w:i/>
+          <w:color w:val="2E74B5" w:themeColor="accent5" w:themeShade="BF"/>
+        </w:rPr>
+      </w:pPr>
+    </w:p>
+    <w:p>
+      <w:pPr>
+        <w:rPr>
+          <w:i/>
+          <w:color w:val="2E74B5" w:themeColor="accent5" w:themeShade="BF"/>
+        </w:rPr>
+      </w:pPr>
+    </w:p>
+    <w:p>
+      <w:pPr>
+        <w:rPr>
+          <w:i/>
+          <w:color w:val="2E74B5" w:themeColor="accent5" w:themeShade="BF"/>
+        </w:rPr>
+      </w:pPr>
+    </w:p>
+    <w:p>
+      <w:pPr>
+        <w:rPr>
+          <w:i/>
+          <w:color w:val="2E74B5" w:themeColor="accent5" w:themeShade="BF"/>
+        </w:rPr>
+      </w:pPr>
       <w:r>
         <w:rPr>
           <w:i/>
@@ -2077,9 +2294,9 @@
       <w:r>
         <w:rPr>
           <w:i/>
-          <w:color w:val="2E74B5" w:themeColor="accent5" w:themeShade="BF"/>
-        </w:rPr>
-        <w:lastRenderedPageBreak/>
+          <w:noProof/>
+          <w:color w:val="2E74B5" w:themeColor="accent5" w:themeShade="BF"/>
+        </w:rPr>
         <w:drawing>
           <wp:inline distT="0" distB="0" distL="0" distR="0" wp14:anchorId="193DD84A" wp14:editId="43A9E725">
             <wp:extent cx="5731510" cy="2527300"/>
@@ -2096,7 +2313,7 @@
                     <pic:cNvPicPr/>
                   </pic:nvPicPr>
                   <pic:blipFill>
-                    <a:blip r:embed="rId18"/>
+                    <a:blip r:embed="rId19"/>
                     <a:stretch>
                       <a:fillRect/>
                     </a:stretch>
@@ -2310,9 +2527,9 @@
       <w:r>
         <w:rPr>
           <w:i/>
-          <w:color w:val="2E74B5" w:themeColor="accent5" w:themeShade="BF"/>
-        </w:rPr>
-        <w:lastRenderedPageBreak/>
+          <w:noProof/>
+          <w:color w:val="2E74B5" w:themeColor="accent5" w:themeShade="BF"/>
+        </w:rPr>
         <w:drawing>
           <wp:inline distT="0" distB="0" distL="0" distR="0" wp14:anchorId="4F967BB4" wp14:editId="54CCA6A8">
             <wp:extent cx="5731510" cy="6096000"/>
@@ -2329,7 +2546,7 @@
                     <pic:cNvPicPr/>
                   </pic:nvPicPr>
                   <pic:blipFill>
-                    <a:blip r:embed="rId19"/>
+                    <a:blip r:embed="rId20"/>
                     <a:stretch>
                       <a:fillRect/>
                     </a:stretch>
@@ -2439,9 +2656,9 @@
       <w:r>
         <w:rPr>
           <w:i/>
-          <w:color w:val="2E74B5" w:themeColor="accent5" w:themeShade="BF"/>
-        </w:rPr>
-        <w:lastRenderedPageBreak/>
+          <w:noProof/>
+          <w:color w:val="2E74B5" w:themeColor="accent5" w:themeShade="BF"/>
+        </w:rPr>
         <w:drawing>
           <wp:inline distT="0" distB="0" distL="0" distR="0" wp14:anchorId="175F41CA" wp14:editId="3C6BA12C">
             <wp:extent cx="5219738" cy="5886493"/>
@@ -2458,7 +2675,7 @@
                     <pic:cNvPicPr/>
                   </pic:nvPicPr>
                   <pic:blipFill>
-                    <a:blip r:embed="rId20"/>
+                    <a:blip r:embed="rId21"/>
                     <a:stretch>
                       <a:fillRect/>
                     </a:stretch>
@@ -2561,7 +2778,6 @@
           <w:b/>
           <w:lang w:val="en-US"/>
         </w:rPr>
-        <w:lastRenderedPageBreak/>
         <w:t xml:space="preserve">Link </w:t>
       </w:r>
       <w:r>
@@ -2673,7 +2889,7 @@
       </w:r>
     </w:p>
     <w:p>
-      <w:hyperlink r:id="rId21" w:history="1">
+      <w:hyperlink r:id="rId22" w:history="1">
         <w:r>
           <w:rPr>
             <w:rStyle w:val="Hyperlink"/>
@@ -2746,10 +2962,7 @@
         <w:t>Navbar</w:t>
       </w:r>
       <w:r>
-        <w:t xml:space="preserve"> and </w:t>
-      </w:r>
-      <w:r>
-        <w:t>Green link text</w:t>
+        <w:t xml:space="preserve"> and Green link text</w:t>
       </w:r>
       <w:r>
         <w:t xml:space="preserve"> can hover and navigate to other pages.</w:t>
@@ -2837,7 +3050,7 @@
           <w:lang w:val="en-US"/>
         </w:rPr>
       </w:pPr>
-      <w:hyperlink r:id="rId22" w:anchor="gid=1247136888" w:history="1">
+      <w:hyperlink r:id="rId23" w:anchor="gid=1247136888" w:history="1">
         <w:r>
           <w:rPr>
             <w:rStyle w:val="Hyperlink"/>
@@ -2948,7 +3161,7 @@
       </w:r>
     </w:p>
     <w:sectPr>
-      <w:headerReference w:type="default" r:id="rId23"/>
+      <w:headerReference w:type="default" r:id="rId24"/>
       <w:pgSz w:w="11906" w:h="16838"/>
       <w:pgMar w:top="1440" w:right="1440" w:bottom="1440" w:left="1440" w:header="708" w:footer="708" w:gutter="0"/>
       <w:cols w:space="708"/>
